--- a/app/lib/invoice_template.docx
+++ b/app/lib/invoice_template.docx
@@ -346,18 +346,8 @@
                                 <w:w w:val="110"/>
                                 <w:lang w:val="en-GB"/>
                               </w:rPr>
-                              <w:t>jmsfunglo</w:t>
-                            </w:r>
-                            <w:hyperlink r:id="rId6">
-                              <w:r>
-                                <w:rPr>
-                                  <w:rFonts w:ascii="Times New Roman" w:hAnsi="Times New Roman" w:cs="Times New Roman"/>
-                                  <w:w w:val="110"/>
-                                  <w:lang w:val="en-GB"/>
-                                </w:rPr>
-                                <w:t>y@gmail.com</w:t>
-                              </w:r>
-                            </w:hyperlink>
+                              <w:t>calistrength.company@gmail.com</w:t>
+                            </w:r>
                           </w:p>
                           <w:p>
                             <w:pPr>
@@ -714,9 +704,10 @@
                               </w:rPr>
                               <w:t>jmsfunglo</w:t>
                             </w:r>
-                            <w:hyperlink r:id="rId7">
+                            <w:hyperlink r:id="rId6" w:history="1">
                               <w:r>
                                 <w:rPr>
+                                  <w:rStyle w:val="Hyperlink"/>
                                   <w:rFonts w:ascii="Times New Roman" w:hAnsi="Times New Roman" w:cs="Times New Roman"/>
                                   <w:w w:val="110"/>
                                   <w:lang w:val="en-GB"/>
@@ -1032,18 +1023,8 @@
                           <w:w w:val="110"/>
                           <w:lang w:val="en-GB"/>
                         </w:rPr>
-                        <w:t>jmsfunglo</w:t>
-                      </w:r>
-                      <w:hyperlink r:id="rId8">
-                        <w:r>
-                          <w:rPr>
-                            <w:rFonts w:ascii="Times New Roman" w:hAnsi="Times New Roman" w:cs="Times New Roman"/>
-                            <w:w w:val="110"/>
-                            <w:lang w:val="en-GB"/>
-                          </w:rPr>
-                          <w:t>y@gmail.com</w:t>
-                        </w:r>
-                      </w:hyperlink>
+                        <w:t>calistrength.company@gmail.com</w:t>
+                      </w:r>
                     </w:p>
                     <w:p>
                       <w:pPr>
@@ -1400,9 +1381,10 @@
                         </w:rPr>
                         <w:t>jmsfunglo</w:t>
                       </w:r>
-                      <w:hyperlink r:id="rId9">
+                      <w:hyperlink r:id="rId7" w:history="1">
                         <w:r>
                           <w:rPr>
+                            <w:rStyle w:val="Hyperlink"/>
                             <w:rFonts w:ascii="Times New Roman" w:hAnsi="Times New Roman" w:cs="Times New Roman"/>
                             <w:w w:val="110"/>
                             <w:lang w:val="en-GB"/>
@@ -4517,7 +4499,7 @@
       </w:pPr>
     </w:p>
     <w:sectPr>
-      <w:footerReference w:type="default" r:id="rId10"/>
+      <w:footerReference w:type="default" r:id="rId8"/>
       <w:pgSz w:w="11906" w:h="16838"/>
       <w:pgMar w:top="1134" w:right="850" w:bottom="1134" w:left="1701" w:header="708" w:footer="708" w:gutter="0"/>
       <w:cols w:space="708"/>

--- a/app/lib/invoice_template.docx
+++ b/app/lib/invoice_template.docx
@@ -683,44 +683,6 @@
                               <w:pStyle w:val="Geenafstand"/>
                               <w:rPr>
                                 <w:rFonts w:ascii="Times New Roman" w:hAnsi="Times New Roman" w:cs="Times New Roman"/>
-                                <w:w w:val="110"/>
-                                <w:lang w:val="en-GB"/>
-                              </w:rPr>
-                            </w:pPr>
-                            <w:r>
-                              <w:rPr>
-                                <w:rFonts w:ascii="Times New Roman" w:hAnsi="Times New Roman" w:cs="Times New Roman"/>
-                                <w:b/>
-                                <w:w w:val="115"/>
-                                <w:lang w:val="en-GB"/>
-                              </w:rPr>
-                              <w:t xml:space="preserve">Mail </w:t>
-                            </w:r>
-                            <w:r>
-                              <w:rPr>
-                                <w:rFonts w:ascii="Times New Roman" w:hAnsi="Times New Roman" w:cs="Times New Roman"/>
-                                <w:w w:val="110"/>
-                                <w:lang w:val="en-GB"/>
-                              </w:rPr>
-                              <w:t>jmsfunglo</w:t>
-                            </w:r>
-                            <w:hyperlink r:id="rId6" w:history="1">
-                              <w:r>
-                                <w:rPr>
-                                  <w:rStyle w:val="Hyperlink"/>
-                                  <w:rFonts w:ascii="Times New Roman" w:hAnsi="Times New Roman" w:cs="Times New Roman"/>
-                                  <w:w w:val="110"/>
-                                  <w:lang w:val="en-GB"/>
-                                </w:rPr>
-                                <w:t>y@gmail.com</w:t>
-                              </w:r>
-                            </w:hyperlink>
-                          </w:p>
-                          <w:p>
-                            <w:pPr>
-                              <w:pStyle w:val="Geenafstand"/>
-                              <w:rPr>
-                                <w:rFonts w:ascii="Times New Roman" w:hAnsi="Times New Roman" w:cs="Times New Roman"/>
                                 <w:lang w:val="en-GB"/>
                               </w:rPr>
                             </w:pPr>
@@ -1354,44 +1316,6 @@
                         </w:rPr>
                         <w:t>+31654654814</w:t>
                       </w:r>
-                    </w:p>
-                    <w:p>
-                      <w:pPr>
-                        <w:pStyle w:val="Geenafstand"/>
-                        <w:rPr>
-                          <w:rFonts w:ascii="Times New Roman" w:hAnsi="Times New Roman" w:cs="Times New Roman"/>
-                          <w:w w:val="110"/>
-                          <w:lang w:val="en-GB"/>
-                        </w:rPr>
-                      </w:pPr>
-                      <w:r>
-                        <w:rPr>
-                          <w:rFonts w:ascii="Times New Roman" w:hAnsi="Times New Roman" w:cs="Times New Roman"/>
-                          <w:b/>
-                          <w:w w:val="115"/>
-                          <w:lang w:val="en-GB"/>
-                        </w:rPr>
-                        <w:t xml:space="preserve">Mail </w:t>
-                      </w:r>
-                      <w:r>
-                        <w:rPr>
-                          <w:rFonts w:ascii="Times New Roman" w:hAnsi="Times New Roman" w:cs="Times New Roman"/>
-                          <w:w w:val="110"/>
-                          <w:lang w:val="en-GB"/>
-                        </w:rPr>
-                        <w:t>jmsfunglo</w:t>
-                      </w:r>
-                      <w:hyperlink r:id="rId7" w:history="1">
-                        <w:r>
-                          <w:rPr>
-                            <w:rStyle w:val="Hyperlink"/>
-                            <w:rFonts w:ascii="Times New Roman" w:hAnsi="Times New Roman" w:cs="Times New Roman"/>
-                            <w:w w:val="110"/>
-                            <w:lang w:val="en-GB"/>
-                          </w:rPr>
-                          <w:t>y@gmail.com</w:t>
-                        </w:r>
-                      </w:hyperlink>
                     </w:p>
                     <w:p>
                       <w:pPr>
@@ -4499,7 +4423,7 @@
       </w:pPr>
     </w:p>
     <w:sectPr>
-      <w:footerReference w:type="default" r:id="rId8"/>
+      <w:footerReference w:type="default" r:id="rId6"/>
       <w:pgSz w:w="11906" w:h="16838"/>
       <w:pgMar w:top="1134" w:right="850" w:bottom="1134" w:left="1701" w:header="708" w:footer="708" w:gutter="0"/>
       <w:cols w:space="708"/>
